--- a/docs/report/makale/SENTINEL-CDEJ-makale-TR.docx
+++ b/docs/report/makale/SENTINEL-CDEJ-makale-TR.docx
@@ -8420,15 +8420,6 @@
       <w:r>
         <w:rPr>
           <w:rFonts w:ascii="Cambria" w:hAnsi="Cambria" w:eastAsia="Cambria" w:cs="Cambria"/>
-          <w:b w:val="0"/>
-          <w:i w:val="0"/>
-          <w:sz w:val="20"/>
-        </w:rPr>
-        <w:t xml:space="preserve">⚠ </w:t>
-      </w:r>
-      <w:r>
-        <w:rPr>
-          <w:rFonts w:ascii="Cambria" w:hAnsi="Cambria" w:eastAsia="Cambria" w:cs="Cambria"/>
           <w:b/>
           <w:i w:val="0"/>
           <w:sz w:val="20"/>
@@ -8664,7 +8655,7 @@
           <w:i w:val="0"/>
           <w:sz w:val="20"/>
         </w:rPr>
-        <w:t>⚠ Tablo 11'de kural tabanlı yaklaşım yer almamaktadır. Bunun nedeni, söz konusu yaklaşımın farklı bir alt küme (yüz yirmi klip) üzerinde değerlendirilmiş olmasıdır. Farklı değerlendirme kümelerinde elde edilmiş değerleri aynı tabloda karşılaştırmak, bu çalışmanın Bölüm II.C'de eleştirdiği hata türlerinden biridir; bu nedenle kural tabanlı sonuç metin içinde ve kendi küme büyüklüğüyle birlikte verilmiştir.</w:t>
+        <w:t>Tablo 11'de kural tabanlı yaklaşım yer almamaktadır. Bunun nedeni, söz konusu yaklaşımın farklı bir alt küme (yüz yirmi klip) üzerinde değerlendirilmiş olmasıdır. Farklı değerlendirme kümelerinde elde edilmiş değerleri aynı tabloda karşılaştırmak, bu çalışmanın Bölüm II.C'de eleştirdiği hata türlerinden biridir; bu nedenle kural tabanlı sonuç metin içinde ve kendi küme büyüklüğüyle birlikte verilmiştir.</w:t>
       </w:r>
     </w:p>
     <w:p>
@@ -13778,16 +13769,7 @@
           <w:i w:val="0"/>
           <w:sz w:val="20"/>
         </w:rPr>
-        <w:t xml:space="preserve"> Çalışmada geliştirilen kaynak kod, ölçüm betikleri ve ölçüm çıktıları genel erişime açık bir depoda yayımlanmıştır: </w:t>
-      </w:r>
-      <w:r>
-        <w:rPr>
-          <w:rFonts w:ascii="Cambria" w:hAnsi="Cambria" w:eastAsia="Cambria" w:cs="Cambria"/>
-          <w:b w:val="0"/>
-          <w:i w:val="0"/>
-          <w:sz w:val="20"/>
-        </w:rPr>
-        <w:t>[DEPO BAĞLANTISI]</w:t>
+        <w:t xml:space="preserve"> Çalışmada geliştirilen kaynak kod, ölçüm betikleri ve ölçüm çıktıları bir kod deposunda toplanmıştır: https://github.com/0merf/Staj-Proje</w:t>
       </w:r>
     </w:p>
     <w:p>
